--- a/zht/docx/160.content.docx
+++ b/zht/docx/160.content.docx
@@ -384,18 +384,12 @@
           <w:lang w:val="zh_TW" w:bidi="zh_TW"/>
         </w:rPr>
       </w:r>
-      <w:hyperlink r:id="rId13">
-        <w:r>
-          <w:rPr>
-            <w:lang w:val="zh_TW" w:bidi="zh_TW"/>
-          </w:rPr>
-          <w:rPr>
-            <w:color w:val="0000EE"/>
-            <w:u w:val="single"/>
-          </w:rPr>
-          <w:t>申命記32:6</w:t>
-        </w:r>
-      </w:hyperlink>
+      <w:r>
+        <w:rPr>
+          <w:lang w:val="zh_TW" w:bidi="zh_TW"/>
+        </w:rPr>
+        <w:t>申命記32:6</w:t>
+      </w:r>
     </w:p>
     <w:p>
       <w:pPr>
@@ -408,18 +402,12 @@
           <w:lang w:val="zh_TW" w:bidi="zh_TW"/>
         </w:rPr>
       </w:r>
-      <w:hyperlink r:id="rId14">
-        <w:r>
-          <w:rPr>
-            <w:lang w:val="zh_TW" w:bidi="zh_TW"/>
-          </w:rPr>
-          <w:rPr>
-            <w:color w:val="0000EE"/>
-            <w:u w:val="single"/>
-          </w:rPr>
-          <w:t>以賽亞書40:10</w:t>
-        </w:r>
-      </w:hyperlink>
+      <w:r>
+        <w:rPr>
+          <w:lang w:val="zh_TW" w:bidi="zh_TW"/>
+        </w:rPr>
+        <w:t>以賽亞書40:10</w:t>
+      </w:r>
     </w:p>
     <w:p>
       <w:pPr>
@@ -432,18 +420,12 @@
           <w:lang w:val="zh_TW" w:bidi="zh_TW"/>
         </w:rPr>
       </w:r>
-      <w:hyperlink r:id="rId15">
-        <w:r>
-          <w:rPr>
-            <w:lang w:val="zh_TW" w:bidi="zh_TW"/>
-          </w:rPr>
-          <w:rPr>
-            <w:color w:val="0000EE"/>
-            <w:u w:val="single"/>
-          </w:rPr>
-          <w:t>路加福音6:35</w:t>
-        </w:r>
-      </w:hyperlink>
+      <w:r>
+        <w:rPr>
+          <w:lang w:val="zh_TW" w:bidi="zh_TW"/>
+        </w:rPr>
+        <w:t>路加福音6:35</w:t>
+      </w:r>
     </w:p>
     <w:p>
       <w:pPr>
@@ -456,18 +438,12 @@
           <w:lang w:val="zh_TW" w:bidi="zh_TW"/>
         </w:rPr>
       </w:r>
-      <w:hyperlink r:id="rId16">
-        <w:r>
-          <w:rPr>
-            <w:lang w:val="zh_TW" w:bidi="zh_TW"/>
-          </w:rPr>
-          <w:rPr>
-            <w:color w:val="0000EE"/>
-            <w:u w:val="single"/>
-          </w:rPr>
-          <w:t>馬可福音9:40–41</w:t>
-        </w:r>
-      </w:hyperlink>
+      <w:r>
+        <w:rPr>
+          <w:lang w:val="zh_TW" w:bidi="zh_TW"/>
+        </w:rPr>
+        <w:t>馬可福音9:40–41</w:t>
+      </w:r>
     </w:p>
     <w:p>
       <w:pPr>
@@ -480,18 +456,12 @@
           <w:lang w:val="zh_TW" w:bidi="zh_TW"/>
         </w:rPr>
       </w:r>
-      <w:hyperlink r:id="rId17">
-        <w:r>
-          <w:rPr>
-            <w:lang w:val="zh_TW" w:bidi="zh_TW"/>
-          </w:rPr>
-          <w:rPr>
-            <w:color w:val="0000EE"/>
-            <w:u w:val="single"/>
-          </w:rPr>
-          <w:t>馬太福音5:11–12</w:t>
-        </w:r>
-      </w:hyperlink>
+      <w:r>
+        <w:rPr>
+          <w:lang w:val="zh_TW" w:bidi="zh_TW"/>
+        </w:rPr>
+        <w:t>馬太福音5:11–12</w:t>
+      </w:r>
     </w:p>
     <w:p>
       <w:pPr>
@@ -504,18 +474,12 @@
           <w:lang w:val="zh_TW" w:bidi="zh_TW"/>
         </w:rPr>
       </w:r>
-      <w:hyperlink r:id="rId18">
-        <w:r>
-          <w:rPr>
-            <w:lang w:val="zh_TW" w:bidi="zh_TW"/>
-          </w:rPr>
-          <w:rPr>
-            <w:color w:val="0000EE"/>
-            <w:u w:val="single"/>
-          </w:rPr>
-          <w:t>馬太福音6:3–4</w:t>
-        </w:r>
-      </w:hyperlink>
+      <w:r>
+        <w:rPr>
+          <w:lang w:val="zh_TW" w:bidi="zh_TW"/>
+        </w:rPr>
+        <w:t>馬太福音6:3–4</w:t>
+      </w:r>
     </w:p>
     <w:p>
       <w:pPr>
@@ -528,18 +492,12 @@
           <w:lang w:val="zh_TW" w:bidi="zh_TW"/>
         </w:rPr>
       </w:r>
-      <w:hyperlink r:id="rId19">
-        <w:r>
-          <w:rPr>
-            <w:lang w:val="zh_TW" w:bidi="zh_TW"/>
-          </w:rPr>
-          <w:rPr>
-            <w:color w:val="0000EE"/>
-            <w:u w:val="single"/>
-          </w:rPr>
-          <w:t>詩篇127:3–5</w:t>
-        </w:r>
-      </w:hyperlink>
+      <w:r>
+        <w:rPr>
+          <w:lang w:val="zh_TW" w:bidi="zh_TW"/>
+        </w:rPr>
+        <w:t>詩篇127:3–5</w:t>
+      </w:r>
     </w:p>
     <w:p>
       <w:pPr>
@@ -552,18 +510,12 @@
           <w:lang w:val="zh_TW" w:bidi="zh_TW"/>
         </w:rPr>
       </w:r>
-      <w:hyperlink r:id="rId20">
-        <w:r>
-          <w:rPr>
-            <w:lang w:val="zh_TW" w:bidi="zh_TW"/>
-          </w:rPr>
-          <w:rPr>
-            <w:color w:val="0000EE"/>
-            <w:u w:val="single"/>
-          </w:rPr>
-          <w:t>啟示錄11:18</w:t>
-        </w:r>
-      </w:hyperlink>
+      <w:r>
+        <w:rPr>
+          <w:lang w:val="zh_TW" w:bidi="zh_TW"/>
+        </w:rPr>
+        <w:t>啟示錄11:18</w:t>
+      </w:r>
     </w:p>
     <w:p>
       <w:pPr>
